--- a/artifacts/CORE-05/build/internal-policy-library-finance-memo-software-capitalization-2026.docx
+++ b/artifacts/CORE-05/build/internal-policy-library-finance-memo-software-capitalization-2026.docx
@@ -8,15 +8,6 @@
         <w:pStyle w:val="Heading1"/>
       </w:pPr>
       <w:r>
-        <w:rPr>
-          <w:rStyle w:val="SectionNumber"/>
-        </w:rPr>
-        <w:t xml:space="preserve">1</w:t>
-      </w:r>
-      <w:r>
-        <w:tab/>
-      </w:r>
-      <w:r>
         <w:t xml:space="preserve">Accounting Policy Memorandum: Capitalization of Internal-Use Software (ASC 350-40), Revised</w:t>
       </w:r>
     </w:p>
@@ -25,15 +16,6 @@
       <w:pPr>
         <w:pStyle w:val="Heading2"/>
       </w:pPr>
-      <w:r>
-        <w:rPr>
-          <w:rStyle w:val="SectionNumber"/>
-        </w:rPr>
-        <w:t xml:space="preserve">1.1</w:t>
-      </w:r>
-      <w:r>
-        <w:tab/>
-      </w:r>
       <w:r>
         <w:t xml:space="preserve">Document Control</w:t>
       </w:r>
@@ -324,15 +306,6 @@
         <w:pStyle w:val="Heading2"/>
       </w:pPr>
       <w:r>
-        <w:rPr>
-          <w:rStyle w:val="SectionNumber"/>
-        </w:rPr>
-        <w:t xml:space="preserve">1.2</w:t>
-      </w:r>
-      <w:r>
-        <w:tab/>
-      </w:r>
-      <w:r>
         <w:t xml:space="preserve">Memorandum</w:t>
       </w:r>
     </w:p>
@@ -415,15 +388,6 @@
         <w:pStyle w:val="Heading2"/>
       </w:pPr>
       <w:r>
-        <w:rPr>
-          <w:rStyle w:val="SectionNumber"/>
-        </w:rPr>
-        <w:t xml:space="preserve">1.3</w:t>
-      </w:r>
-      <w:r>
-        <w:tab/>
-      </w:r>
-      <w:r>
         <w:t xml:space="preserve">1. Purpose</w:t>
       </w:r>
     </w:p>
@@ -442,15 +406,6 @@
         <w:pStyle w:val="Heading2"/>
       </w:pPr>
       <w:r>
-        <w:rPr>
-          <w:rStyle w:val="SectionNumber"/>
-        </w:rPr>
-        <w:t xml:space="preserve">1.4</w:t>
-      </w:r>
-      <w:r>
-        <w:tab/>
-      </w:r>
-      <w:r>
         <w:t xml:space="preserve">2. Background</w:t>
       </w:r>
     </w:p>
@@ -469,15 +424,6 @@
         <w:pStyle w:val="Heading2"/>
       </w:pPr>
       <w:r>
-        <w:rPr>
-          <w:rStyle w:val="SectionNumber"/>
-        </w:rPr>
-        <w:t xml:space="preserve">1.5</w:t>
-      </w:r>
-      <w:r>
-        <w:tab/>
-      </w:r>
-      <w:r>
         <w:t xml:space="preserve">3. Scope</w:t>
       </w:r>
     </w:p>
@@ -495,15 +441,6 @@
       <w:pPr>
         <w:pStyle w:val="Heading2"/>
       </w:pPr>
-      <w:r>
-        <w:rPr>
-          <w:rStyle w:val="SectionNumber"/>
-        </w:rPr>
-        <w:t xml:space="preserve">1.6</w:t>
-      </w:r>
-      <w:r>
-        <w:tab/>
-      </w:r>
       <w:r>
         <w:t xml:space="preserve">4. Changes From Version 1.0</w:t>
       </w:r>
@@ -571,15 +508,6 @@
         <w:pStyle w:val="Heading2"/>
       </w:pPr>
       <w:r>
-        <w:rPr>
-          <w:rStyle w:val="SectionNumber"/>
-        </w:rPr>
-        <w:t xml:space="preserve">1.7</w:t>
-      </w:r>
-      <w:r>
-        <w:tab/>
-      </w:r>
-      <w:r>
         <w:t xml:space="preserve">5. Analysis</w:t>
       </w:r>
     </w:p>
@@ -588,15 +516,6 @@
       <w:pPr>
         <w:pStyle w:val="Heading3"/>
       </w:pPr>
-      <w:r>
-        <w:rPr>
-          <w:rStyle w:val="SectionNumber"/>
-        </w:rPr>
-        <w:t xml:space="preserve">1.7.1</w:t>
-      </w:r>
-      <w:r>
-        <w:tab/>
-      </w:r>
       <w:r>
         <w:t xml:space="preserve">5.1 Stage Framework</w:t>
       </w:r>
@@ -615,15 +534,6 @@
       <w:pPr>
         <w:pStyle w:val="Heading3"/>
       </w:pPr>
-      <w:r>
-        <w:rPr>
-          <w:rStyle w:val="SectionNumber"/>
-        </w:rPr>
-        <w:t xml:space="preserve">1.7.2</w:t>
-      </w:r>
-      <w:r>
-        <w:tab/>
-      </w:r>
       <w:r>
         <w:t xml:space="preserve">5.2 Internal Labor</w:t>
       </w:r>
@@ -643,15 +553,6 @@
       <w:pPr>
         <w:pStyle w:val="Heading2"/>
       </w:pPr>
-      <w:r>
-        <w:rPr>
-          <w:rStyle w:val="SectionNumber"/>
-        </w:rPr>
-        <w:t xml:space="preserve">1.8</w:t>
-      </w:r>
-      <w:r>
-        <w:tab/>
-      </w:r>
       <w:r>
         <w:t xml:space="preserve">6. Cloud Computing Arrangements</w:t>
       </w:r>
@@ -719,15 +620,6 @@
         <w:pStyle w:val="Heading2"/>
       </w:pPr>
       <w:r>
-        <w:rPr>
-          <w:rStyle w:val="SectionNumber"/>
-        </w:rPr>
-        <w:t xml:space="preserve">1.9</w:t>
-      </w:r>
-      <w:r>
-        <w:tab/>
-      </w:r>
-      <w:r>
         <w:t xml:space="preserve">7. Policy Conclusion</w:t>
       </w:r>
     </w:p>
@@ -848,15 +740,6 @@
         <w:pStyle w:val="Heading2"/>
       </w:pPr>
       <w:r>
-        <w:rPr>
-          <w:rStyle w:val="SectionNumber"/>
-        </w:rPr>
-        <w:t xml:space="preserve">1.10</w:t>
-      </w:r>
-      <w:r>
-        <w:tab/>
-      </w:r>
-      <w:r>
         <w:t xml:space="preserve">8. Impairment Review</w:t>
       </w:r>
     </w:p>
@@ -943,15 +826,6 @@
         <w:pStyle w:val="Heading2"/>
       </w:pPr>
       <w:r>
-        <w:rPr>
-          <w:rStyle w:val="SectionNumber"/>
-        </w:rPr>
-        <w:t xml:space="preserve">1.11</w:t>
-      </w:r>
-      <w:r>
-        <w:tab/>
-      </w:r>
-      <w:r>
         <w:t xml:space="preserve">9. Transition</w:t>
       </w:r>
     </w:p>
@@ -969,15 +843,6 @@
       <w:pPr>
         <w:pStyle w:val="Heading2"/>
       </w:pPr>
-      <w:r>
-        <w:rPr>
-          <w:rStyle w:val="SectionNumber"/>
-        </w:rPr>
-        <w:t xml:space="preserve">1.12</w:t>
-      </w:r>
-      <w:r>
-        <w:tab/>
-      </w:r>
       <w:r>
         <w:t xml:space="preserve">10. Examples</w:t>
       </w:r>
@@ -1043,15 +908,6 @@
         <w:pStyle w:val="Heading2"/>
       </w:pPr>
       <w:r>
-        <w:rPr>
-          <w:rStyle w:val="SectionNumber"/>
-        </w:rPr>
-        <w:t xml:space="preserve">1.13</w:t>
-      </w:r>
-      <w:r>
-        <w:tab/>
-      </w:r>
-      <w:r>
         <w:t xml:space="preserve">11. Controls and Documentation</w:t>
       </w:r>
     </w:p>
@@ -1069,15 +925,6 @@
       <w:pPr>
         <w:pStyle w:val="Heading2"/>
       </w:pPr>
-      <w:r>
-        <w:rPr>
-          <w:rStyle w:val="SectionNumber"/>
-        </w:rPr>
-        <w:t xml:space="preserve">1.14</w:t>
-      </w:r>
-      <w:r>
-        <w:tab/>
-      </w:r>
       <w:r>
         <w:t xml:space="preserve">12. Related Documents</w:t>
       </w:r>
@@ -1124,15 +971,6 @@
       <w:pPr>
         <w:pStyle w:val="Heading2"/>
       </w:pPr>
-      <w:r>
-        <w:rPr>
-          <w:rStyle w:val="SectionNumber"/>
-        </w:rPr>
-        <w:t xml:space="preserve">1.15</w:t>
-      </w:r>
-      <w:r>
-        <w:tab/>
-      </w:r>
       <w:r>
         <w:t xml:space="preserve">Version History</w:t>
       </w:r>
